--- a/Assets/GDD_May/01_CORE_CONCEPT.docx
+++ b/Assets/GDD_May/01_CORE_CONCEPT.docx
@@ -3164,7 +3164,7 @@
           <w:sz w:val="20"/>
           <w:szCs w:val="20"/>
         </w:rPr>
-        <w:t xml:space="preserve">•  Takes +50% damage — vulnerable, not built for combat</w:t>
+        <w:t xml:space="preserve">•  Untouchable — enemies never attack Tomoe; they ignore her and continue normal behaviour</w:t>
       </w:r>
     </w:p>
     <w:p>
